--- a/docs/vertraege/commercial_agent_agreement_EN.docx
+++ b/docs/vertraege/commercial_agent_agreement_EN.docx
@@ -1450,6 +1450,76 @@
     </w:p>
     <w:p>
       <w:pPr>
+        <w:tabs>
+          <w:tab w:val="left" w:pos="640"/>
+        </w:tabs>
+        <w:spacing w:after="140" w:line="276"/>
+        <w:ind w:left="640" w:hanging="640"/>
+        <w:jc w:val="both"/>
+      </w:pPr>
+      <w:r>
+        <w:rPr>
+          <w:rFonts w:ascii="Arial" w:cs="Arial" w:eastAsia="Arial" w:hAnsi="Arial"/>
+          <w:b/>
+          <w:bCs/>
+          <w:color w:val="0F172A"/>
+          <w:sz w:val="21"/>
+          <w:szCs w:val="21"/>
+        </w:rPr>
+        <w:t xml:space="preserve">6.7	</w:t>
+      </w:r>
+      <w:r>
+        <w:rPr>
+          <w:rFonts w:ascii="Arial" w:cs="Arial" w:eastAsia="Arial" w:hAnsi="Arial"/>
+          <w:color w:val="0F172A"/>
+          <w:sz w:val="21"/>
+          <w:szCs w:val="21"/>
+        </w:rPr>
+        <w:t xml:space="preserve">Payment of accrued Commission. Accrued Commission is credited to the Agent’s commission balance held by the Principal. The Agent may request payment of the accrued balance at any time once it reaches </w:t>
+      </w:r>
+      <w:r>
+        <w:rPr>
+          <w:rFonts w:ascii="Arial" w:cs="Arial" w:eastAsia="Arial" w:hAnsi="Arial"/>
+          <w:b/>
+          <w:bCs/>
+          <w:color w:val="1D4ED8"/>
+          <w:sz w:val="21"/>
+          <w:szCs w:val="21"/>
+        </w:rPr>
+        <w:t xml:space="preserve">[[MIN_PAYOUT_THRESHOLD]]</w:t>
+      </w:r>
+      <w:r>
+        <w:rPr>
+          <w:rFonts w:ascii="Arial" w:cs="Arial" w:eastAsia="Arial" w:hAnsi="Arial"/>
+          <w:color w:val="0F172A"/>
+          <w:sz w:val="21"/>
+          <w:szCs w:val="21"/>
+        </w:rPr>
+        <w:t xml:space="preserve"> (the “Minimum Payout Threshold”); such self-initiated payouts are processed by the Principal within a reasonable time. The Principal may from time to time set and adjust, acting reasonably, a maximum accrued balance (the “Maximum Retained Balance”, </w:t>
+      </w:r>
+      <w:r>
+        <w:rPr>
+          <w:rFonts w:ascii="Arial" w:cs="Arial" w:eastAsia="Arial" w:hAnsi="Arial"/>
+          <w:b/>
+          <w:bCs/>
+          <w:color w:val="1D4ED8"/>
+          <w:sz w:val="21"/>
+          <w:szCs w:val="21"/>
+        </w:rPr>
+        <w:t xml:space="preserve">[[MAX_RETAINED_BALANCE]]</w:t>
+      </w:r>
+      <w:r>
+        <w:rPr>
+          <w:rFonts w:ascii="Arial" w:cs="Arial" w:eastAsia="Arial" w:hAnsi="Arial"/>
+          <w:color w:val="0F172A"/>
+          <w:sz w:val="21"/>
+          <w:szCs w:val="21"/>
+        </w:rPr>
+        <w:t xml:space="preserve">); where the Agent’s accrued balance exceeds the Maximum Retained Balance, the Principal shall pay out the excess to the Agent of its own motion, without requiring a request from the Agent. The Principal may also make payment of any accrued Commission to the Agent at its discretion at any time. Nothing in this clause entitles the Principal to withhold Commission that is due and payable to the Agent; the Minimum Payout Threshold and Maximum Retained Balance are administrative arrangements for the timing of payments only and do not affect the Agent’s entitlement to Commission earned. The Principal may amend the Minimum Payout Threshold and the Maximum Retained Balance by reasonable notice to the Agent.</w:t>
+      </w:r>
+    </w:p>
+    <w:p>
+      <w:pPr>
         <w:keepNext/>
         <w:pBdr>
           <w:bottom w:val="single" w:color="E2E8F0" w:sz="6" w:space="6"/>
@@ -2720,7 +2790,7 @@
           <w:sz w:val="16"/>
           <w:szCs w:val="16"/>
         </w:rPr>
-        <w:t xml:space="preserve">[[EFFECTIVE_DATE]] · [[AGENT_LEGAL_NAME]] · [[AGENT_TYPE]] · [[AGENT_ADDRESS]] · [[COMPANY_BLOCK]] · [[START_DATE]] · [[COMMISSION_RATE]] · [[PAYOUT_TERMS]] · [[NOTICE_PERIOD]] · [[GOVERNING_LAW]] · [[JURISDICTION]]</w:t>
+        <w:t xml:space="preserve">[[EFFECTIVE_DATE]] · [[AGENT_LEGAL_NAME]] · [[AGENT_TYPE]] · [[AGENT_ADDRESS]] · [[COMPANY_BLOCK]] · [[START_DATE]] · [[COMMISSION_RATE]] · [[PAYOUT_TERMS]] · [[NOTICE_PERIOD]] · [[GOVERNING_LAW]] · [[JURISDICTION]] · [[MIN_PAYOUT_THRESHOLD]] · [[MAX_RETAINED_BALANCE]]</w:t>
       </w:r>
     </w:p>
     <w:sectPr>
